--- a/reports/summaries/contextual/contextual_model_validation_report.docx
+++ b/reports/summaries/contextual/contextual_model_validation_report.docx
@@ -12,7 +12,7 @@
     </w:p>
     <w:p>
       <w:r>
-        <w:t>Ngày thực hiện: 23/10/2026. Các task được thực hiện trong phiên làm việc này theo thứ tự của kế hoạch tuần 1; không giả định đã trôi qua bảy ngày. Phạm vi chỉ train/validation; không sửa Excel, không khóa mô hình cuối, không chấm test, không bootstrap hoặc làm các task tuần 2.</w:t>
+        <w:t>Báo cáo ghi lại đợt thực nghiệm ngày 23/10/2026, chỉ sử dụng tập train và validation. Nội dung gồm rà soát dữ liệu, so sánh hai cách tiền xử lý và thử BERT-small. Đợt này chưa đánh giá test, tính bootstrap hay khóa mô hình cuối; các kết quả mở rộng về sau được trình bày trong báo cáo tổng kết.</w:t>
       </w:r>
     </w:p>
     <w:p>
@@ -25,7 +25,7 @@
     </w:p>
     <w:p>
       <w:r>
-        <w:t>LR Full đã lưu đạt macro-F1 0.8067; BERT-small seed chính đạt 0.2003, chênh lệch BERT−LR -0.6064. BERT dùng kiến trúc nhỏ 2 layer/hidden 128 trên CPU, không phải BERT-base. Kết quả ba seed tại learning rate được chọn: 0.1984 ± 0.0030 (sample standard deviation, không phải confidence interval).</w:t>
+        <w:t>Trên validation, LR Full đạt macro-F1 0.8067, còn BERT-small ở seed chính đạt 0.2003; chênh lệch BERT−LR là -0.6064. BERT được thử ở đây là kiến trúc nhỏ gồm 2 layer, hidden size 128, chạy trên CPU. Khi lặp lại learning rate được chọn với ba seed, kết quả là 0.1984 ± 0.0030. Giá trị sau dấu ± là độ lệch chuẩn mẫu giữa các seed, không phải khoảng tin cậy.</w:t>
       </w:r>
     </w:p>
     <w:p>
@@ -295,7 +295,7 @@
     </w:p>
     <w:p>
       <w:r>
-        <w:t>Giữ 11.052 train và 2.368 validation. Không giữ/chấm test trong code thực nghiệm mới. V1/v2 có cùng ID và nhãn; 381 mẫu train và 96 validation thay câu hoặc offset nội câu. Kiểm tra offset khớp span và số token giao span cho mọi mẫu train/validation: không phát hiện bất đồng. Không có exact input signature xuất hiện đồng thời ở train và validation; chưa kiểm chứng mọi near-duplicate ngữ nghĩa.</w:t>
+        <w:t>Hai phiên bản tiền xử lý được so sánh trên cùng 11.052 mẫu train và 2.368 mẫu validation, giữ nguyên ID và nhãn. Có 381 mẫu train và 96 mẫu validation thay đổi câu đầu vào hoặc vị trí lỗi trong câu. Kiểm tra cho thấy đoạn văn bản tại các offset và số token giao với span đều khớp. Không có đầu vào trùng hoàn toàn giữa train và validation, dù phép kiểm này chưa loại trừ mọi trường hợp gần trùng về nghĩa.</w:t>
       </w:r>
     </w:p>
     <w:tbl>
@@ -501,7 +501,7 @@
     </w:tbl>
     <w:p>
       <w:r>
-        <w:t>Sensitivity giữ cấu hình, không retune. Cả hai LR dừng theo change tolerance trước giới hạn, không phải gradient tolerance. Điểm trên tập con tính lại theo năm lớp, không phải phần đóng góp cộng được vào điểm chung. Vì train cũng đổi, thay đổi prediction trên mẫu validation không đổi vẫn có thể xảy ra. Chênh lệch nhỏ chưa có CI và không chứng minh v2 cải thiện mô hình.</w:t>
+        <w:t>Để đo độ nhạy với tiền xử lý, các mô hình được huấn luyện lại với cấu hình đã chọn, không tinh chỉnh thêm. Cả hai lượt LR đều dừng vì mức thay đổi đã nhỏ, trước giới hạn tối ưu hóa. Do dữ liệu train cũng thay đổi, dự đoán trên một mẫu validation giữ nguyên đầu vào vẫn có thể khác. Vì chênh lệch nhỏ và chưa có khoảng tin cậy, kết quả này chưa đủ để khẳng định v2 cải thiện mô hình.</w:t>
       </w:r>
     </w:p>
     <w:p>
@@ -524,7 +524,7 @@
     </w:p>
     <w:p>
       <w:r>
-        <w:t>Mẫu được chọn có chủ đích: ba ID đầu theo thứ tự cho mỗi chiều Vform/SVA, Nn/ArtOrDet; thêm sáu lỗi nhiều token. Đây là review hỗ trợ bằng AI, không phải adjudication độc lập của chuyên gia và không ước lượng tỷ lệ nguyên nhân trong corpus. Không đổi gold label. Correction chỉ đọc sau prediction để audit; không đưa vào predictor.</w:t>
+        <w:t>Phần phân tích định tính xem xét 18 lỗi được chọn có chủ đích: ba ID đầu ở mỗi hướng nhầm Vform/SVA và Nn/ArtOrDet, sau đó thêm sáu ca có nhiều token. Bản sửa chỉ được đọc sau khi có dự đoán và không đi vào mô hình. Các nhận xét có hỗ trợ AI, chưa được chuyên gia đánh giá độc lập; vì vậy không dùng mẫu này để ước lượng tỷ lệ nguyên nhân trong toàn corpus. Nhãn gốc được giữ nguyên.</w:t>
       </w:r>
     </w:p>
     <w:tbl>
@@ -1340,7 +1340,7 @@
     </w:tbl>
     <w:p>
       <w:r>
-        <w:t>Điểm mới quan trọng: lỗi thiếu determiner có thể được annotation bằng span danh từ không rỗng. Vì vậy support span rỗng bằng 0 không đồng nghĩa corpus không chứa lỗi thiếu từ. Một số span có nhiều thay đổi trong correction hoặc gold label chồng lấp với loại ngữ pháp khác, nên không quy mọi lỗi phân loại cho mô hình.</w:t>
+        <w:t>Một điểm dễ bỏ sót là lỗi thiếu determiner vẫn có thể được gán vào một đoạn danh từ không rỗng. Do đó, không có span rỗng không có nghĩa dữ liệu không chứa lỗi thiếu từ. Ngoài ra, một bản sửa có thể thay đổi nhiều yếu tố cùng lúc, trong khi annotation chỉ có một nhãn. Những trường hợp này cần được đọc trong ngữ cảnh trước khi quy mọi sai khác cho mô hình.</w:t>
       </w:r>
     </w:p>
     <w:p>
@@ -1366,7 +1366,7 @@
     </w:p>
     <w:p>
       <w:r>
-        <w:t>Input là câu gốc có [SPAN_START]/[SPAN_END] quanh gold span, thêm [CLS]/[SEP]. Tokenize trái/span/phải riêng; max length 128, ưu tiên giữ toàn bộ span rồi lấy ngữ cảnh gần hai phía. Marker mới được thêm embedding; classifier và toàn encoder cùng được fine-tune. Không có nhãn, correction hoặc ID trong input model.</w:t>
+        <w:t>Mỗi đầu vào BERT là câu gốc có [SPAN_START] và [SPAN_END] đánh dấu đoạn lỗi, cùng [CLS] và [SEP] ở hai đầu. Ba phần trái, span và phải được tokenize riêng. Với giới hạn 128 token, toàn bộ span được giữ trước, rồi phần dung lượng còn lại dành cho ngữ cảnh gần hai phía. Embedding của marker, classifier và encoder đều được fine-tune; nhãn, bản sửa và ID không nằm trong đầu vào dự đoán.</w:t>
       </w:r>
     </w:p>
     <w:p>
@@ -3684,7 +3684,7 @@
     </w:tbl>
     <w:p>
       <w:r>
-        <w:t>Span bins dùng macro-F1 năm lớp; pair/POS slices dùng macro-F1 hai nhãn trong cặp. Giữ đủ nhãn ngay cả khi support một lớp bằng 0, vì vậy nhóm rất nhỏ phải đọc cùng support và per_class_metrics.csv. Span rỗng support=0 ghi N/A. Không gọi mọi mẫu cặp nhãn là chắc chắn khó và không coi POS NOUN là noun phrase đã xác minh.</w:t>
+        <w:t>Kết quả theo độ dài span dùng macro-F1 trên năm lớp. Với các cặp nhãn hoặc nhóm POS, F1 được tính lại trên hai nhãn của cặp nhưng dự đoán vẫn giữ đủ năm lớp. Các nhóm ít mẫu cần được đọc cùng support trong per_class_metrics.csv. Span rỗng không có mẫu nên ghi N/A. POS NOUN do parser gán cũng chưa đủ để xác nhận cả đoạn là một cụm danh từ.</w:t>
       </w:r>
     </w:p>
     <w:p>
@@ -3743,17 +3743,17 @@
     </w:p>
     <w:p>
       <w:r>
-        <w:t>BERT seed chính tập trung dự đoán ArtOrDet/Nn và không dự đoán Vform/SVA trong lượt này. Accuracy cao hơn Majority một ít không đồng nghĩa đã học đủ năm loại lỗi; macro-F1 và F1 từng lớp cho thấy hạn chế rõ. Các giả thuyết gồm dung lượng nhỏ, pooled CLS chưa tập trung vào span và ngân sách tối ưu hóa hạn chế; chưa có ablation để xác nhận nguyên nhân. Không kéo dài tuning sau khi xem kết quả trong lượt đã chốt. Checkpoint replay và train metrics giúp kiểm tra lỗi lưu/tải và khả năng fit, nhưng không chứng minh nguyên nhân ngôn ngữ. Span pooling hoặc BERT-base là hướng thử sau này, chưa thực hiện trong tuần 1.</w:t>
+        <w:t>Ở seed chính, BERT gần như chỉ dự đoán ArtOrDet và Nn, không dự đoán Vform hoặc SVA. Vì vậy, accuracy chỉ cao hơn Majority một ít chưa thể hiện khả năng phân biệt đủ năm lớp. Dung lượng nhỏ, cách lấy pooled CLS và thời gian tối ưu hóa đều là những khả năng cần kiểm tra, chưa phải nguyên nhân đã được chứng minh. Phần chẩn đoán tiếp theo nên xem mô hình có học được trên train và checkpoint có tái tạo đúng dự đoán hay không, trước khi thử span pooling hoặc mô hình lớn hơn.</w:t>
       </w:r>
     </w:p>
     <w:p>
       <w:r>
-        <w:t>Ứng viên chuyển sang bước lựa chọn của tuần 2: LR Full đã hội tụ theo contract, Tree S+L+P+M, POS/Majority làm đối chứng; BERT-small được giữ như kết quả thí nghiệm ngữ cảnh và có checkpoint/seed/config truy vết. Đây không phải quyết định khóa mô hình cuối. Sensitivity refit không được dùng để thay baseline hoặc chọn điểm cao nhất.</w:t>
+        <w:t>Tại thời điểm báo cáo này, LR Full, Tree S+L+P+M và hai mô hình đối chứng POS/Majority là các ứng viên cho bước lựa chọn tiếp theo. BERT-small được giữ lại như một kết quả thử nghiệm có cấu hình, checkpoint và seed rõ ràng. Đây chưa phải quyết định khóa cuối cùng. Điểm cao hơn của một lượt huấn luyện lại trong phép kiểm độ nhạy cũng không được dùng để thay kết quả đối chứng đã lưu.</w:t>
       </w:r>
     </w:p>
     <w:p>
       <w:r>
-        <w:t>Chưa có test/CI; validation đã dùng cho phát triển nên có selection bias. Audit 18 mẫu có chủ đích và do AI hỗ trợ, không đại diện toàn corpus. Pretraining BERT có dữ liệu ngoài train NUCLE, được phân biệt với quy tắc supervised fit chỉ trên train; chưa kiểm chứng pretraining contamination. Không so trực tiếp với số liệu các bài ngoài.</w:t>
+        <w:t>Các kết quả ở đây chỉ phản ánh validation, vốn đã được dùng trong quá trình phát triển và lựa chọn mô hình. Đợt này chưa có test hoặc khoảng tin cậy. Mẫu 18 ca có chủ đích và nhận xét có hỗ trợ AI nên không đại diện toàn corpus. BERT còn có kiến thức từ dữ liệu pretraining ngoài NUCLE; nghiên cứu chưa kiểm tra khả năng trùng dữ liệu pretraining và cũng không so trực tiếp điểm số với các bài có thiết lập khác.</w:t>
       </w:r>
     </w:p>
     <w:p>
